--- a/abstract/ICAGL2025_Abstract_template.docx
+++ b/abstract/ICAGL2025_Abstract_template.docx
@@ -28,9 +28,12 @@
     <w:p>
       <w:pPr>
         <w:sectPr>
-          <w:headerReference w:type="first" r:id="rId2"/>
-          <w:footerReference w:type="default" r:id="rId3"/>
-          <w:footerReference w:type="first" r:id="rId4"/>
+          <w:headerReference w:type="even" r:id="rId2"/>
+          <w:headerReference w:type="default" r:id="rId3"/>
+          <w:headerReference w:type="first" r:id="rId4"/>
+          <w:footerReference w:type="even" r:id="rId5"/>
+          <w:footerReference w:type="default" r:id="rId6"/>
+          <w:footerReference w:type="first" r:id="rId7"/>
           <w:type w:val="nextPage"/>
           <w:pgSz w:w="12240" w:h="15840"/>
           <w:pgMar w:left="720" w:right="720" w:gutter="0" w:header="708" w:top="765" w:footer="708" w:bottom="765"/>
@@ -124,6 +127,7 @@
           <w:pgMar w:left="720" w:right="720" w:gutter="0" w:header="708" w:top="765" w:footer="708" w:bottom="765"/>
           <w:cols w:num="2" w:space="708" w:equalWidth="true" w:sep="false"/>
           <w:formProt w:val="false"/>
+          <w:titlePg/>
           <w:textDirection w:val="lrTb"/>
           <w:docGrid w:type="default" w:linePitch="600" w:charSpace="32768"/>
         </w:sectPr>
@@ -159,6 +163,7 @@
           <w:pgSz w:w="12240" w:h="15840"/>
           <w:pgMar w:left="720" w:right="720" w:gutter="0" w:header="708" w:top="765" w:footer="708" w:bottom="765"/>
           <w:formProt w:val="false"/>
+          <w:titlePg/>
           <w:textDirection w:val="lrTb"/>
           <w:docGrid w:type="default" w:linePitch="600" w:charSpace="32768"/>
         </w:sectPr>
@@ -218,6 +223,7 @@
           <w:pgMar w:left="720" w:right="720" w:gutter="0" w:header="708" w:top="765" w:footer="708" w:bottom="765"/>
           <w:cols w:num="3" w:space="708" w:equalWidth="true" w:sep="false"/>
           <w:formProt w:val="false"/>
+          <w:titlePg/>
           <w:textDirection w:val="lrTb"/>
           <w:docGrid w:type="default" w:linePitch="600" w:charSpace="32768"/>
         </w:sectPr>
@@ -440,7 +446,15 @@
       </w:r>
       <w:r>
         <w:rPr/>
-        <w:t xml:space="preserve"> is assigned to the target of attraction makes it more likely to be attracted. Although the intuition seems to be sound, there is little to no specificity in what is denoted by emphasis and the explanation is prone to ad hoc interpretations.</w:t>
+        <w:t xml:space="preserve"> is assigned to the target of attraction mak</w:t>
+      </w:r>
+      <w:r>
+        <w:rPr/>
+        <w:t>ing</w:t>
+      </w:r>
+      <w:r>
+        <w:rPr/>
+        <w:t xml:space="preserve"> it more likely to be attracted. Although the intuition seems to be sound, there is little to no specificity in what is denoted by emphasis and the explanation is prone to ad hoc interpretations.</w:t>
       </w:r>
     </w:p>
     <w:p>
@@ -482,15 +496,33 @@
       </w:pPr>
       <w:r>
         <w:rPr/>
-        <w:t xml:space="preserve">A quantitative analysis of case attraction requires caution in the methodological approach, as semantic and pragmatic features are often latent, i.e. not explicitly present in the morpho-phonological level, and the use of proxies such as word classes, constituent distance and word order may hinder the quality of the results and the causal inference built upon them. As such, our analysis will rely on the causality analysis (e.g. Pearl 2009) and Bayesian modeling (e.g. McElreath 2020), which I argue could enhance the results of data driven linguistic research by including at the quantitative analysis the qualitative knowledge built on the Ancient Greek and general linguistics. The analysis must be thus twofold. Firstly, it assess how the linguistic and extralinguistic factors could reasonably be causally linked with case attraction, so as to inform the statistical modeling and tell what effects are possible to estimate from the data. Later, a general linear model is build as to adequately estimate the direct effects of semantic and pragmatic factors </w:t>
-      </w:r>
-      <w:r>
-        <w:rPr/>
-        <w:t>on case attraction and the interactions between linguistic and extralinguistic variables</w:t>
-      </w:r>
-      <w:r>
-        <w:rPr/>
-        <w:t>.</w:t>
+        <w:t>A quantitative analysis of case attraction requires caution in the methodological approach, as semantic and pragmatic features are often latent, i.e. not explicitly present in the morphophonological level, and the use of proxies such as word classes, constituent distance and word order may hinder the quality of the results and the causal inference built upon them. As such, our analysis rely on the causality analysis (e.g. Pearl 2009) and Bayesian modeling (e.g. McElreath 2020), which I argue could enhance the results of data driven linguistic research by including at the quantitative analysis the qualitative knowledge built on the Ancient Greek and general linguistics. The analysis must be thus twofold. Firstly, it assess how the linguistic and extralinguistic factors could reasonably be causally linked with case attraction, so as to inform the statistical modeling and tell what effects are possible to estimate from the data. Later, a general linear model is build as to adequately estimate the direct effects of semantic and pragmatic factors on case attraction and the interactions between linguistic and extralinguistic variables.</w:t>
+      </w:r>
+    </w:p>
+    <w:p>
+      <w:pPr>
+        <w:pStyle w:val="BodyText"/>
+        <w:rPr/>
+      </w:pPr>
+      <w:r>
+        <w:rPr/>
+        <w:t xml:space="preserve">The preliminary results show that a) there is solely a weak direct effect from authorship or genre on the likelihood – even though with a great deal of uncertainty – once the data is stratified by structural linguistic factors, and b) the direct effects of class of main verb and of the predicate vary across dialects, Attic being more sensitive than Ionic, whereas the effect of distance between the matrix oblique object and infinitive secondary predicate is regularly negative – i.e. the further away the controller and target of case attraction are, the lower the likelihood of case attraction. These results still show a big level of uncertainty, except </w:t>
+      </w:r>
+      <w:r>
+        <w:rPr/>
+        <w:t xml:space="preserve">for </w:t>
+      </w:r>
+      <w:r>
+        <w:rPr/>
+        <w:t>t</w:t>
+      </w:r>
+      <w:r>
+        <w:rPr/>
+        <w:t>he effect</w:t>
+      </w:r>
+      <w:r>
+        <w:rPr/>
+        <w:t xml:space="preserve"> of word distance and order.</w:t>
       </w:r>
     </w:p>
     <w:p>
@@ -500,7 +532,11 @@
       </w:pPr>
       <w:r>
         <w:rPr/>
-        <w:t>References</w:t>
+        <w:t>Reference</w:t>
+      </w:r>
+      <w:r>
+        <w:rPr/>
+        <w:t>s</w:t>
       </w:r>
     </w:p>
     <w:p>
@@ -801,6 +837,7 @@
       <w:pgSz w:w="12240" w:h="15840"/>
       <w:pgMar w:left="720" w:right="720" w:gutter="0" w:header="708" w:top="765" w:footer="708" w:bottom="765"/>
       <w:formProt w:val="false"/>
+      <w:titlePg/>
       <w:textDirection w:val="lrTb"/>
       <w:docGrid w:type="default" w:linePitch="600" w:charSpace="32768"/>
     </w:sectPr>
@@ -810,105 +847,6 @@
 
 <file path=word/footer1.xml><?xml version="1.0" encoding="utf-8"?>
 <w:ftr xmlns:o="urn:schemas-microsoft-com:office:office" xmlns:r="http://schemas.openxmlformats.org/officeDocument/2006/relationships" xmlns:v="urn:schemas-microsoft-com:vml" xmlns:w="http://schemas.openxmlformats.org/wordprocessingml/2006/main" xmlns:w10="urn:schemas-microsoft-com:office:word" xmlns:wp="http://schemas.openxmlformats.org/drawingml/2006/wordprocessingDrawing" xmlns:wps="http://schemas.microsoft.com/office/word/2010/wordprocessingShape" xmlns:wpg="http://schemas.microsoft.com/office/word/2010/wordprocessingGroup" xmlns:mc="http://schemas.openxmlformats.org/markup-compatibility/2006" xmlns:wp14="http://schemas.microsoft.com/office/word/2010/wordprocessingDrawing" xmlns:w14="http://schemas.microsoft.com/office/word/2010/wordml" xmlns:w15="http://schemas.microsoft.com/office/word/2012/wordml" mc:Ignorable="w14 wp14 w15">
-  <w:p>
-    <w:pPr>
-      <w:pStyle w:val="Footer"/>
-      <w:tabs>
-        <w:tab w:val="clear" w:pos="9406"/>
-        <w:tab w:val="center" w:pos="4703" w:leader="none"/>
-        <w:tab w:val="right" w:pos="10773" w:leader="none"/>
-      </w:tabs>
-      <w:rPr>
-        <w:color w:themeColor="accent1" w:val="156082"/>
-      </w:rPr>
-    </w:pPr>
-    <w:r>
-      <w:rPr>
-        <w:color w:themeColor="accent1" w:val="156082"/>
-      </w:rPr>
-      <w:t xml:space="preserve">Abstract word count: </w:t>
-    </w:r>
-    <w:r>
-      <w:rPr>
-        <w:color w:themeColor="accent1" w:val="156082"/>
-      </w:rPr>
-      <w:t>534</w:t>
-    </w:r>
-    <w:r>
-      <w:rPr>
-        <w:color w:themeColor="accent1" w:val="156082"/>
-      </w:rPr>
-      <w:tab/>
-      <w:tab/>
-      <w:t xml:space="preserve">ICAGL2025 Proposal | Page </w:t>
-    </w:r>
-    <w:r>
-      <w:rPr>
-        <w:color w:themeColor="accent1" w:val="156082"/>
-      </w:rPr>
-      <w:fldChar w:fldCharType="begin"/>
-    </w:r>
-    <w:r>
-      <w:rPr>
-        <w:color w:themeColor="accent1" w:val="156082"/>
-      </w:rPr>
-      <w:instrText xml:space="preserve"> PAGE </w:instrText>
-    </w:r>
-    <w:r>
-      <w:rPr>
-        <w:color w:themeColor="accent1" w:val="156082"/>
-      </w:rPr>
-      <w:fldChar w:fldCharType="separate"/>
-    </w:r>
-    <w:r>
-      <w:rPr>
-        <w:color w:themeColor="accent1" w:val="156082"/>
-      </w:rPr>
-      <w:t>3</w:t>
-    </w:r>
-    <w:r>
-      <w:rPr>
-        <w:color w:themeColor="accent1" w:val="156082"/>
-      </w:rPr>
-      <w:fldChar w:fldCharType="end"/>
-    </w:r>
-    <w:r>
-      <w:rPr>
-        <w:color w:themeColor="accent1" w:val="156082"/>
-      </w:rPr>
-      <w:t xml:space="preserve"> of </w:t>
-    </w:r>
-    <w:r>
-      <w:rPr>
-        <w:color w:themeColor="accent1" w:val="156082"/>
-      </w:rPr>
-      <w:fldChar w:fldCharType="begin"/>
-    </w:r>
-    <w:r>
-      <w:rPr>
-        <w:color w:themeColor="accent1" w:val="156082"/>
-      </w:rPr>
-      <w:instrText xml:space="preserve"> NUMPAGES </w:instrText>
-    </w:r>
-    <w:r>
-      <w:rPr>
-        <w:color w:themeColor="accent1" w:val="156082"/>
-      </w:rPr>
-      <w:fldChar w:fldCharType="separate"/>
-    </w:r>
-    <w:r>
-      <w:rPr>
-        <w:color w:themeColor="accent1" w:val="156082"/>
-      </w:rPr>
-      <w:t>3</w:t>
-    </w:r>
-    <w:r>
-      <w:rPr>
-        <w:color w:themeColor="accent1" w:val="156082"/>
-      </w:rPr>
-      <w:fldChar w:fldCharType="end"/>
-    </w:r>
-  </w:p>
   <w:p>
     <w:pPr>
       <w:pStyle w:val="Footer"/>
@@ -939,7 +877,18 @@
       <w:rPr>
         <w:color w:themeColor="accent1" w:val="156082"/>
       </w:rPr>
-      <w:t>Abstract word count: 440</w:t>
+      <w:t xml:space="preserve">Abstract word count: </w:t>
+    </w:r>
+    <w:r>
+      <w:rPr>
+        <w:color w:themeColor="accent1" w:val="156082"/>
+      </w:rPr>
+      <w:t>647</w:t>
+    </w:r>
+    <w:r>
+      <w:rPr>
+        <w:color w:themeColor="accent1" w:val="156082"/>
+      </w:rPr>
       <w:tab/>
       <w:tab/>
       <w:t xml:space="preserve">ICAGL2025 Proposal | Page </w:t>
@@ -966,6 +915,119 @@
       <w:rPr>
         <w:color w:themeColor="accent1" w:val="156082"/>
       </w:rPr>
+      <w:t>4</w:t>
+    </w:r>
+    <w:r>
+      <w:rPr>
+        <w:color w:themeColor="accent1" w:val="156082"/>
+      </w:rPr>
+      <w:fldChar w:fldCharType="end"/>
+    </w:r>
+    <w:r>
+      <w:rPr>
+        <w:color w:themeColor="accent1" w:val="156082"/>
+      </w:rPr>
+      <w:t xml:space="preserve"> of </w:t>
+    </w:r>
+    <w:r>
+      <w:rPr>
+        <w:color w:themeColor="accent1" w:val="156082"/>
+      </w:rPr>
+      <w:fldChar w:fldCharType="begin"/>
+    </w:r>
+    <w:r>
+      <w:rPr>
+        <w:color w:themeColor="accent1" w:val="156082"/>
+      </w:rPr>
+      <w:instrText xml:space="preserve"> NUMPAGES </w:instrText>
+    </w:r>
+    <w:r>
+      <w:rPr>
+        <w:color w:themeColor="accent1" w:val="156082"/>
+      </w:rPr>
+      <w:fldChar w:fldCharType="separate"/>
+    </w:r>
+    <w:r>
+      <w:rPr>
+        <w:color w:themeColor="accent1" w:val="156082"/>
+      </w:rPr>
+      <w:t>4</w:t>
+    </w:r>
+    <w:r>
+      <w:rPr>
+        <w:color w:themeColor="accent1" w:val="156082"/>
+      </w:rPr>
+      <w:fldChar w:fldCharType="end"/>
+    </w:r>
+  </w:p>
+  <w:p>
+    <w:pPr>
+      <w:pStyle w:val="Footer"/>
+      <w:rPr/>
+    </w:pPr>
+    <w:r>
+      <w:rPr/>
+    </w:r>
+  </w:p>
+</w:ftr>
+</file>
+
+<file path=word/footer3.xml><?xml version="1.0" encoding="utf-8"?>
+<w:ftr xmlns:o="urn:schemas-microsoft-com:office:office" xmlns:r="http://schemas.openxmlformats.org/officeDocument/2006/relationships" xmlns:v="urn:schemas-microsoft-com:vml" xmlns:w="http://schemas.openxmlformats.org/wordprocessingml/2006/main" xmlns:w10="urn:schemas-microsoft-com:office:word" xmlns:wp="http://schemas.openxmlformats.org/drawingml/2006/wordprocessingDrawing" xmlns:wps="http://schemas.microsoft.com/office/word/2010/wordprocessingShape" xmlns:wpg="http://schemas.microsoft.com/office/word/2010/wordprocessingGroup" xmlns:mc="http://schemas.openxmlformats.org/markup-compatibility/2006" xmlns:wp14="http://schemas.microsoft.com/office/word/2010/wordprocessingDrawing" xmlns:w14="http://schemas.microsoft.com/office/word/2010/wordml" xmlns:w15="http://schemas.microsoft.com/office/word/2012/wordml" mc:Ignorable="w14 wp14 w15">
+  <w:p>
+    <w:pPr>
+      <w:pStyle w:val="Footer"/>
+      <w:tabs>
+        <w:tab w:val="clear" w:pos="9406"/>
+        <w:tab w:val="center" w:pos="4703" w:leader="none"/>
+        <w:tab w:val="right" w:pos="10773" w:leader="none"/>
+      </w:tabs>
+      <w:rPr>
+        <w:color w:themeColor="accent1" w:val="156082"/>
+      </w:rPr>
+    </w:pPr>
+    <w:r>
+      <w:rPr>
+        <w:color w:themeColor="accent1" w:val="156082"/>
+      </w:rPr>
+      <w:t xml:space="preserve">Abstract word count: </w:t>
+    </w:r>
+    <w:r>
+      <w:rPr>
+        <w:color w:themeColor="accent1" w:val="156082"/>
+      </w:rPr>
+      <w:t>647</w:t>
+    </w:r>
+    <w:r>
+      <w:rPr>
+        <w:color w:themeColor="accent1" w:val="156082"/>
+      </w:rPr>
+      <w:tab/>
+      <w:tab/>
+      <w:t xml:space="preserve">ICAGL2025 Proposal | Page </w:t>
+    </w:r>
+    <w:r>
+      <w:rPr>
+        <w:color w:themeColor="accent1" w:val="156082"/>
+      </w:rPr>
+      <w:fldChar w:fldCharType="begin"/>
+    </w:r>
+    <w:r>
+      <w:rPr>
+        <w:color w:themeColor="accent1" w:val="156082"/>
+      </w:rPr>
+      <w:instrText xml:space="preserve"> PAGE </w:instrText>
+    </w:r>
+    <w:r>
+      <w:rPr>
+        <w:color w:themeColor="accent1" w:val="156082"/>
+      </w:rPr>
+      <w:fldChar w:fldCharType="separate"/>
+    </w:r>
+    <w:r>
+      <w:rPr>
+        <w:color w:themeColor="accent1" w:val="156082"/>
+      </w:rPr>
       <w:t>1</w:t>
     </w:r>
     <w:r>
@@ -1002,7 +1064,7 @@
       <w:rPr>
         <w:color w:themeColor="accent1" w:val="156082"/>
       </w:rPr>
-      <w:t>3</w:t>
+      <w:t>4</w:t>
     </w:r>
     <w:r>
       <w:rPr>
@@ -1015,6 +1077,34 @@
 </file>
 
 <file path=word/header1.xml><?xml version="1.0" encoding="utf-8"?>
+<w:hdr xmlns:o="urn:schemas-microsoft-com:office:office" xmlns:r="http://schemas.openxmlformats.org/officeDocument/2006/relationships" xmlns:v="urn:schemas-microsoft-com:vml" xmlns:w="http://schemas.openxmlformats.org/wordprocessingml/2006/main" xmlns:w10="urn:schemas-microsoft-com:office:word" xmlns:wp="http://schemas.openxmlformats.org/drawingml/2006/wordprocessingDrawing" xmlns:wps="http://schemas.microsoft.com/office/word/2010/wordprocessingShape" xmlns:wpg="http://schemas.microsoft.com/office/word/2010/wordprocessingGroup" xmlns:mc="http://schemas.openxmlformats.org/markup-compatibility/2006" xmlns:wp14="http://schemas.microsoft.com/office/word/2010/wordprocessingDrawing" xmlns:w14="http://schemas.microsoft.com/office/word/2010/wordml" xmlns:w15="http://schemas.microsoft.com/office/word/2012/wordml" mc:Ignorable="w14 wp14 w15">
+  <w:p>
+    <w:pPr>
+      <w:pStyle w:val="Header"/>
+      <w:rPr/>
+    </w:pPr>
+    <w:r>
+      <w:rPr/>
+    </w:r>
+  </w:p>
+</w:hdr>
+</file>
+
+<file path=word/header2.xml><?xml version="1.0" encoding="utf-8"?>
+<w:hdr xmlns:o="urn:schemas-microsoft-com:office:office" xmlns:r="http://schemas.openxmlformats.org/officeDocument/2006/relationships" xmlns:v="urn:schemas-microsoft-com:vml" xmlns:w="http://schemas.openxmlformats.org/wordprocessingml/2006/main" xmlns:w10="urn:schemas-microsoft-com:office:word" xmlns:wp="http://schemas.openxmlformats.org/drawingml/2006/wordprocessingDrawing" xmlns:wps="http://schemas.microsoft.com/office/word/2010/wordprocessingShape" xmlns:wpg="http://schemas.microsoft.com/office/word/2010/wordprocessingGroup" xmlns:mc="http://schemas.openxmlformats.org/markup-compatibility/2006" xmlns:wp14="http://schemas.microsoft.com/office/word/2010/wordprocessingDrawing" xmlns:w14="http://schemas.microsoft.com/office/word/2010/wordml" xmlns:w15="http://schemas.microsoft.com/office/word/2012/wordml" mc:Ignorable="w14 wp14 w15">
+  <w:p>
+    <w:pPr>
+      <w:pStyle w:val="Header"/>
+      <w:rPr/>
+    </w:pPr>
+    <w:r>
+      <w:rPr/>
+    </w:r>
+  </w:p>
+</w:hdr>
+</file>
+
+<file path=word/header3.xml><?xml version="1.0" encoding="utf-8"?>
 <w:hdr xmlns:o="urn:schemas-microsoft-com:office:office" xmlns:r="http://schemas.openxmlformats.org/officeDocument/2006/relationships" xmlns:v="urn:schemas-microsoft-com:vml" xmlns:w="http://schemas.openxmlformats.org/wordprocessingml/2006/main" xmlns:w10="urn:schemas-microsoft-com:office:word" xmlns:wp="http://schemas.openxmlformats.org/drawingml/2006/wordprocessingDrawing" xmlns:wps="http://schemas.microsoft.com/office/word/2010/wordprocessingShape" xmlns:wpg="http://schemas.microsoft.com/office/word/2010/wordprocessingGroup" xmlns:mc="http://schemas.openxmlformats.org/markup-compatibility/2006" xmlns:wp14="http://schemas.microsoft.com/office/word/2010/wordprocessingDrawing" xmlns:w14="http://schemas.microsoft.com/office/word/2010/wordml" xmlns:w15="http://schemas.microsoft.com/office/word/2012/wordml" mc:Ignorable="w14 wp14 w15">
   <w:p>
     <w:pPr>
@@ -1566,13 +1656,13 @@
     <w:abstractNumId w:val="4"/>
   </w:num>
   <w:num w:numId="5">
-    <w:abstractNumId w:val="3"/>
+    <w:abstractNumId w:val="2"/>
     <w:lvlOverride w:ilvl="0">
       <w:startOverride w:val="1"/>
     </w:lvlOverride>
   </w:num>
   <w:num w:numId="6">
-    <w:abstractNumId w:val="3"/>
+    <w:abstractNumId w:val="2"/>
   </w:num>
 </w:numbering>
 </file>
@@ -2462,7 +2552,7 @@
       <w:szCs w:val="24"/>
     </w:rPr>
   </w:style>
-  <w:style w:type="paragraph" w:styleId="Ndice">
+  <w:style w:type="paragraph" w:styleId="ndice">
     <w:name w:val="Índice"/>
     <w:basedOn w:val="Normal"/>
     <w:qFormat/>
@@ -2566,6 +2656,13 @@
   </w:style>
   <w:style w:type="paragraph" w:styleId="CabealhoeRodap">
     <w:name w:val="Cabeçalho e Rodapé"/>
+    <w:basedOn w:val="Normal"/>
+    <w:qFormat/>
+    <w:pPr/>
+    <w:rPr/>
+  </w:style>
+  <w:style w:type="paragraph" w:styleId="Cabealhoerodap1">
+    <w:name w:val="Cabeçalho e rodapé1"/>
     <w:basedOn w:val="Normal"/>
     <w:qFormat/>
     <w:pPr/>
@@ -2622,8 +2719,8 @@
     </w:pPr>
     <w:rPr/>
   </w:style>
-  <w:style w:type="numbering" w:styleId="NoList" w:default="1">
-    <w:name w:val="No List"/>
+  <w:style w:type="numbering" w:styleId="Semlista" w:default="1">
+    <w:name w:val="Sem lista"/>
     <w:uiPriority w:val="99"/>
     <w:semiHidden/>
     <w:unhideWhenUsed/>
